--- a/backend/templates/template_pt.docx
+++ b/backend/templates/template_pt.docx
@@ -3904,36 +3904,26 @@
           <w:rFonts w:ascii="Calibri" w:hAnsi="Calibri" w:cs="Calibri"/>
           <w:lang w:val="en-GB"/>
         </w:rPr>
-        <w:t>A avaliação será conduzida de acordo com a Estratégia de Avaliação da Universidade (consultar www.mpu.edu.mo/teaching_learning/en/assessment_strategy.php). A aprovação nesta unidade curricular indica que os alunos atingiram os resultados de estudo previstos e, assim, obtiveram os respetivos créditos.</w:t>
-      </w:r>
-      <w:r>
-        <w:rPr>
-          <w:rFonts w:ascii="Calibri" w:hAnsi="Calibri" w:cs="Calibri"/>
-          <w:lang w:val="en-GB"/>
-        </w:rPr>
-      </w:r>
-      <w:r>
-        <w:rPr>
-          <w:rFonts w:ascii="Calibri" w:hAnsi="Calibri" w:cs="Calibri"/>
-          <w:lang w:val="en-GB"/>
-        </w:rPr>
-      </w:r>
-      <w:r>
-        <w:rPr>
-          <w:rFonts w:ascii="Calibri" w:hAnsi="Calibri" w:cs="Calibri"/>
-          <w:lang w:val="en-GB"/>
-        </w:rPr>
-      </w:r>
-      <w:hyperlink r:id="rId8" w:history="1">
-        <w:r>
-          <w:rPr>
-            <w:rStyle w:val="a3"/>
-            <w:rFonts w:ascii="Calibri" w:hAnsi="Calibri" w:cs="Calibri"/>
-            <w:lang w:val="en-GB"/>
-          </w:rPr>
-          <w:t>www.mpu.edu.mo/teaching_learning/en/assessment_strategy.php</w:t>
-        </w:r>
-      </w:hyperlink>
+        <w:t>O critério de avaliação é correspondente à "Estratégia de Avaliação" da Universidade. O "aproveitamento" na classificação significa que os alunos atingiram os resultados de estudo previstos para esta unidade curricular / disciplina e podem obter os respectivos créditos.</w:t>
+      </w:r>
+      <w:r>
+        <w:rPr>
+          <w:rFonts w:ascii="Calibri" w:hAnsi="Calibri" w:cs="Calibri"/>
+          <w:lang w:val="en-GB"/>
+        </w:rPr>
+      </w:r>
+      <w:r>
+        <w:rPr>
+          <w:rFonts w:ascii="Calibri" w:hAnsi="Calibri" w:cs="Calibri"/>
+          <w:lang w:val="en-GB"/>
+        </w:rPr>
+      </w:r>
+      <w:r>
+        <w:rPr>
+          <w:rFonts w:ascii="Calibri" w:hAnsi="Calibri" w:cs="Calibri"/>
+          <w:lang w:val="en-GB"/>
+        </w:rPr>
+      </w:r>
       <w:r>
         <w:rPr>
           <w:rFonts w:ascii="Calibri" w:hAnsi="Calibri" w:cs="Calibri"/>
@@ -3990,7 +3980,7 @@
           <w:rFonts w:ascii="Calibri" w:hAnsi="Calibri" w:cs="Calibri" w:hint="eastAsia"/>
           <w:lang w:val="en-GB"/>
         </w:rPr>
-        <w:t>[Inserir grelha de avaliação]</w:t>
+        <w:t>{{ marking_scheme_text }}</w:t>
       </w:r>
       <w:r>
         <w:rPr>
@@ -4305,96 +4295,86 @@
           <w:rFonts w:ascii="Calibri" w:hAnsi="Calibri" w:cs="Calibri"/>
           <w:lang w:val="en-GB"/>
         </w:rPr>
-        <w:t>A Universidade Politécnica de Macau exige que os alunos tenham pleno compromisso com a integridade académica na realização de actividades de investigação e académicas. Violações da integridade académica, que incluem, mas não se limitam a plágio, conluio, fabricação ou falsificação, reutilização de trabalhos e fraude em exames, são consideradas infrações académicas graves e podem levar a ações disciplinares. Os alunos devem ler os regulamentos e orientações relevantes no Manual do Estudante, que é distribuído aquando da admissão na Universidade, e cuja cópia também pode ser encontrada em www.mpu.edu.mo/student_handbook/.</w:t>
-      </w:r>
-      <w:r>
-        <w:rPr>
-          <w:rFonts w:ascii="Calibri" w:hAnsi="Calibri" w:cs="Calibri"/>
-          <w:lang w:val="en-GB"/>
-        </w:rPr>
-      </w:r>
-      <w:r>
-        <w:rPr>
-          <w:rFonts w:ascii="Calibri" w:hAnsi="Calibri" w:cs="Calibri"/>
-          <w:lang w:val="en-GB"/>
-        </w:rPr>
-      </w:r>
-      <w:r>
-        <w:rPr>
-          <w:rFonts w:ascii="Calibri" w:hAnsi="Calibri" w:cs="Calibri"/>
-          <w:lang w:val="en-GB"/>
-        </w:rPr>
-      </w:r>
-      <w:r>
-        <w:rPr>
-          <w:rFonts w:ascii="Calibri" w:hAnsi="Calibri" w:cs="Calibri"/>
-          <w:lang w:val="en-GB"/>
-        </w:rPr>
-      </w:r>
-      <w:r>
-        <w:rPr>
-          <w:rFonts w:ascii="Calibri" w:hAnsi="Calibri" w:cs="Calibri"/>
-          <w:lang w:val="en-GB"/>
-        </w:rPr>
-      </w:r>
-      <w:r>
-        <w:rPr>
-          <w:rFonts w:ascii="Calibri" w:hAnsi="Calibri" w:cs="Calibri"/>
-          <w:lang w:val="en-GB"/>
-        </w:rPr>
-      </w:r>
-      <w:r>
-        <w:rPr>
-          <w:rFonts w:ascii="Calibri" w:hAnsi="Calibri" w:cs="Calibri"/>
-          <w:lang w:val="en-GB"/>
-        </w:rPr>
-      </w:r>
-      <w:r>
-        <w:rPr>
-          <w:rFonts w:ascii="Calibri" w:hAnsi="Calibri" w:cs="Calibri"/>
-          <w:lang w:val="en-GB"/>
-        </w:rPr>
-      </w:r>
-      <w:r>
-        <w:rPr>
-          <w:rFonts w:ascii="Calibri" w:hAnsi="Calibri" w:cs="Calibri"/>
-          <w:lang w:val="en-GB"/>
-        </w:rPr>
-      </w:r>
-      <w:r>
-        <w:rPr>
-          <w:rFonts w:ascii="Calibri" w:hAnsi="Calibri" w:cs="Calibri"/>
-          <w:lang w:val="en-GB"/>
-        </w:rPr>
-      </w:r>
-      <w:r>
-        <w:rPr>
-          <w:rFonts w:ascii="Calibri" w:hAnsi="Calibri" w:cs="Calibri"/>
-          <w:lang w:val="en-GB"/>
-        </w:rPr>
-      </w:r>
-      <w:r>
-        <w:rPr>
-          <w:rFonts w:ascii="Calibri" w:hAnsi="Calibri" w:cs="Calibri"/>
-          <w:lang w:val="en-GB"/>
-        </w:rPr>
-      </w:r>
-      <w:r>
-        <w:rPr>
-          <w:rFonts w:ascii="Calibri" w:hAnsi="Calibri" w:cs="Calibri"/>
-          <w:lang w:val="en-GB"/>
-        </w:rPr>
-      </w:r>
-      <w:hyperlink r:id="rId9" w:history="1">
-        <w:r>
-          <w:rPr>
-            <w:rStyle w:val="a3"/>
-            <w:rFonts w:ascii="Calibri" w:hAnsi="Calibri" w:cs="Calibri"/>
-            <w:lang w:val="en-GB"/>
-          </w:rPr>
-          <w:t>www.mpu.edu.mo/student_handbook/</w:t>
-        </w:r>
-      </w:hyperlink>
+        <w:t>A Universidade Politécnica de Macau exige que os alunos tenham pleno compromisso com a integridade académica na realização de actividades de investigação e académicas. Violações da integridade académica, que incluem, mas não se limitam a plágio, conluio, fabricação ou falsificação, reutilização de trabalhos e fraude em exames, são consideradas infrações académicas graves e podem levar a ações disciplinares. Os alunos devem ler os regulamentos e orientações relevantes no Manual do Estudante, o qual deve ser atribuído aquando do acesso à Universidade.</w:t>
+      </w:r>
+      <w:r>
+        <w:rPr>
+          <w:rFonts w:ascii="Calibri" w:hAnsi="Calibri" w:cs="Calibri"/>
+          <w:lang w:val="en-GB"/>
+        </w:rPr>
+      </w:r>
+      <w:r>
+        <w:rPr>
+          <w:rFonts w:ascii="Calibri" w:hAnsi="Calibri" w:cs="Calibri"/>
+          <w:lang w:val="en-GB"/>
+        </w:rPr>
+      </w:r>
+      <w:r>
+        <w:rPr>
+          <w:rFonts w:ascii="Calibri" w:hAnsi="Calibri" w:cs="Calibri"/>
+          <w:lang w:val="en-GB"/>
+        </w:rPr>
+      </w:r>
+      <w:r>
+        <w:rPr>
+          <w:rFonts w:ascii="Calibri" w:hAnsi="Calibri" w:cs="Calibri"/>
+          <w:lang w:val="en-GB"/>
+        </w:rPr>
+      </w:r>
+      <w:r>
+        <w:rPr>
+          <w:rFonts w:ascii="Calibri" w:hAnsi="Calibri" w:cs="Calibri"/>
+          <w:lang w:val="en-GB"/>
+        </w:rPr>
+      </w:r>
+      <w:r>
+        <w:rPr>
+          <w:rFonts w:ascii="Calibri" w:hAnsi="Calibri" w:cs="Calibri"/>
+          <w:lang w:val="en-GB"/>
+        </w:rPr>
+      </w:r>
+      <w:r>
+        <w:rPr>
+          <w:rFonts w:ascii="Calibri" w:hAnsi="Calibri" w:cs="Calibri"/>
+          <w:lang w:val="en-GB"/>
+        </w:rPr>
+      </w:r>
+      <w:r>
+        <w:rPr>
+          <w:rFonts w:ascii="Calibri" w:hAnsi="Calibri" w:cs="Calibri"/>
+          <w:lang w:val="en-GB"/>
+        </w:rPr>
+      </w:r>
+      <w:r>
+        <w:rPr>
+          <w:rFonts w:ascii="Calibri" w:hAnsi="Calibri" w:cs="Calibri"/>
+          <w:lang w:val="en-GB"/>
+        </w:rPr>
+      </w:r>
+      <w:r>
+        <w:rPr>
+          <w:rFonts w:ascii="Calibri" w:hAnsi="Calibri" w:cs="Calibri"/>
+          <w:lang w:val="en-GB"/>
+        </w:rPr>
+      </w:r>
+      <w:r>
+        <w:rPr>
+          <w:rFonts w:ascii="Calibri" w:hAnsi="Calibri" w:cs="Calibri"/>
+          <w:lang w:val="en-GB"/>
+        </w:rPr>
+      </w:r>
+      <w:r>
+        <w:rPr>
+          <w:rFonts w:ascii="Calibri" w:hAnsi="Calibri" w:cs="Calibri"/>
+          <w:lang w:val="en-GB"/>
+        </w:rPr>
+      </w:r>
+      <w:r>
+        <w:rPr>
+          <w:rFonts w:ascii="Calibri" w:hAnsi="Calibri" w:cs="Calibri"/>
+          <w:lang w:val="en-GB"/>
+        </w:rPr>
+      </w:r>
       <w:r>
         <w:rPr>
           <w:rFonts w:ascii="Calibri" w:hAnsi="Calibri" w:cs="Calibri"/>

--- a/backend/templates/template_pt.docx
+++ b/backend/templates/template_pt.docx
@@ -3969,7 +3969,7 @@
     <w:p>
       <w:pPr>
         <w:spacing w:beforeLines="100" w:before="240" w:after="240"/>
-        <w:jc w:val="both"/>
+        <w:jc w:val="left"/>
         <w:rPr>
           <w:rFonts w:ascii="Calibri" w:hAnsi="Calibri" w:cs="Calibri"/>
           <w:lang w:val="en-GB"/>

--- a/backend/templates/template_pt.docx
+++ b/backend/templates/template_pt.docx
@@ -6399,7 +6399,7 @@
           <w:rtl w:val="0"/>
           <w:lang w:val="pt-PT"/>
         </w:rPr>
-        <w:t>{{ marking_scheme_text }}</w:t>
+        <w:t>__MARKING_RULE_BLOCK__</w:t>
       </w:r>
       <w:r>
         <w:rPr>
